--- a/Question_Two_C_Implementation.docx
+++ b/Question_Two_C_Implementation.docx
@@ -20,7 +20,7 @@
     </w:p>
     <w:p>
       <w:r>
-        <w:t>Generated on: 2025-11-15 21:04:17</w:t>
+        <w:t>Generated on: 2025-11-17 09:11:29</w:t>
       </w:r>
     </w:p>
     <w:p/>

--- a/Question_Two_C_Implementation.docx
+++ b/Question_Two_C_Implementation.docx
@@ -20,7 +20,7 @@
     </w:p>
     <w:p>
       <w:r>
-        <w:t>Generated on: 2025-11-17 09:11:29</w:t>
+        <w:t>Generated on: 2025-11-17 09:58:41</w:t>
       </w:r>
     </w:p>
     <w:p/>
